--- a/docx_chapters/19_Trail_9__William_Hastie.docx
+++ b/docx_chapters/19_Trail_9__William_Hastie.docx
@@ -140,18 +140,18 @@
               <w:pStyle w:val="Compact"/>
             </w:pPr>
             <w:r>
-              <w:t xml:space="preserve">Time Estimate</w:t>
-            </w:r>
-          </w:p>
-        </w:tc>
-        <w:tc>
-          <w:tcPr/>
-          <w:p>
-            <w:pPr>
-              <w:pStyle w:val="Compact"/>
-            </w:pPr>
-            <w:r>
-              <w:t xml:space="preserve">0.5 hours - 1 hour</w:t>
+              <w:t xml:space="preserve">Time from Knoxville</w:t>
+            </w:r>
+          </w:p>
+        </w:tc>
+        <w:tc>
+          <w:tcPr/>
+          <w:p>
+            <w:pPr>
+              <w:pStyle w:val="Compact"/>
+            </w:pPr>
+            <w:r>
+              <w:t xml:space="preserve">15 mins</w:t>
             </w:r>
           </w:p>
         </w:tc>

--- a/docx_chapters/19_Trail_9__William_Hastie.docx
+++ b/docx_chapters/19_Trail_9__William_Hastie.docx
@@ -308,7 +308,7 @@
               <w:pStyle w:val="Compact"/>
             </w:pPr>
             <w:r>
-              <w:t xml:space="preserve">Strollers and Wheelchairs</w:t>
+              <w:t xml:space="preserve">Accessibility</w:t>
             </w:r>
           </w:p>
         </w:tc>

--- a/docx_chapters/19_Trail_9__William_Hastie.docx
+++ b/docx_chapters/19_Trail_9__William_Hastie.docx
@@ -2,7 +2,7 @@
 <file path=word/document.xml><?xml version="1.0" encoding="utf-8"?>
 <w:document xmlns:w="http://schemas.openxmlformats.org/wordprocessingml/2006/main" xmlns:m="http://schemas.openxmlformats.org/officeDocument/2006/math" xmlns:r="http://schemas.openxmlformats.org/officeDocument/2006/relationships" xmlns:o="urn:schemas-microsoft-com:office:office" xmlns:v="urn:schemas-microsoft-com:vml" xmlns:w10="urn:schemas-microsoft-com:office:word" xmlns:a="http://schemas.openxmlformats.org/drawingml/2006/main" xmlns:pic="http://schemas.openxmlformats.org/drawingml/2006/picture" xmlns:wp="http://schemas.openxmlformats.org/drawingml/2006/wordprocessingDrawing">
   <w:body>
-    <w:bookmarkStart w:id="28" w:name="trail-9-william-hastie"/>
+    <w:bookmarkStart w:id="25" w:name="trail-9-william-hastie"/>
     <w:p>
       <w:pPr>
         <w:pStyle w:val="Heading2"/>
@@ -45,18 +45,6 @@
       </w:pPr>
       <w:r>
         <w:t xml:space="preserve">trail-09-map.jpeg</w:t>
-      </w:r>
-    </w:p>
-    <w:p>
-      <w:pPr>
-        <w:pStyle w:val="Compact"/>
-        <w:numPr>
-          <w:ilvl w:val="0"/>
-          <w:numId w:val="1001"/>
-        </w:numPr>
-      </w:pPr>
-      <w:r>
-        <w:t xml:space="preserve">turtle.png</w:t>
       </w:r>
     </w:p>
     <w:bookmarkStart w:id="20" w:name="overview"/>
@@ -326,7 +314,7 @@
       </w:tr>
     </w:tbl>
     <w:bookmarkEnd w:id="21"/>
-    <w:bookmarkStart w:id="25" w:name="directions-to-the-trailhead"/>
+    <w:bookmarkStart w:id="22" w:name="directions-to-the-trailhead"/>
     <w:p>
       <w:pPr>
         <w:pStyle w:val="Heading3"/>
@@ -351,131 +339,6 @@
         <w:t xml:space="preserve">Trailhead GPS Coordinates: 35.93464, -83.87455</w:t>
       </w:r>
     </w:p>
-    <w:tbl>
-      <w:tblPr>
-        <w:tblStyle w:val="Table"/>
-        <w:tblInd w:w="164" w:type="dxa"/>
-        <w:tblBorders>
-          <w:left w:val="single" w:sz="24" w:space="0" w:color="0758E5"/>
-        </w:tblBorders>
-        <w:tblCellMar>
-          <w:left w:w="0" w:type="dxa"/>
-          <w:right w:w="0" w:type="dxa"/>
-        </w:tblCellMar>
-        <w:tblLook w:firstRow="0" w:lastRow="0" w:firstColumn="0" w:lastColumn="0" w:noHBand="0" w:noVBand="0" w:val="0000"/>
-      </w:tblPr>
-      <w:tblGrid>
-        <w:gridCol w:w="7920"/>
-      </w:tblGrid>
-      <w:tr>
-        <w:trPr>
-          <w:cantSplit/>
-        </w:trPr>
-        <w:tc>
-          <w:tcPr>
-            <w:tcMar>
-              <w:left w:w="144" w:type="dxa"/>
-              <w:right w:w="144" w:type="dxa"/>
-            </w:tcMar>
-          </w:tcPr>
-          <w:p>
-            <w:pPr>
-              <w:pStyle w:val="BodyText"/>
-            </w:pPr>
-            <w:pPr>
-              <w:spacing w:before="0" w:after="8"/>
-              <w:jc w:val="center"/>
-            </w:pPr>
-            <w:r>
-              <w:drawing>
-                <wp:inline>
-                  <wp:extent cx="152400" cy="152400"/>
-                  <wp:effectExtent b="0" l="0" r="0" t="0"/>
-                  <wp:docPr descr="" title="" id="23" name="Picture"/>
-                  <a:graphic>
-                    <a:graphicData uri="http://schemas.openxmlformats.org/drawingml/2006/picture">
-                      <pic:pic>
-                        <pic:nvPicPr>
-                          <pic:cNvPr descr="/Applications/quarto/share/formats/docx/note.png" id="24" name="Picture"/>
-                          <pic:cNvPicPr>
-                            <a:picLocks noChangeArrowheads="1" noChangeAspect="1"/>
-                          </pic:cNvPicPr>
-                        </pic:nvPicPr>
-                        <pic:blipFill>
-                          <a:blip r:embed="rId22"/>
-                          <a:stretch>
-                            <a:fillRect/>
-                          </a:stretch>
-                        </pic:blipFill>
-                        <pic:spPr bwMode="auto">
-                          <a:xfrm>
-                            <a:off x="0" y="0"/>
-                            <a:ext cx="152400" cy="152400"/>
-                          </a:xfrm>
-                          <a:prstGeom prst="rect">
-                            <a:avLst/>
-                          </a:prstGeom>
-                          <a:noFill/>
-                          <a:ln w="9525">
-                            <a:noFill/>
-                            <a:headEnd/>
-                            <a:tailEnd/>
-                          </a:ln>
-                        </pic:spPr>
-                      </pic:pic>
-                    </a:graphicData>
-                  </a:graphic>
-                </wp:inline>
-              </w:drawing>
-            </w:r>
-          </w:p>
-        </w:tc>
-        <w:tc>
-          <w:p>
-            <w:pPr>
-              <w:pStyle w:val="BodyText"/>
-            </w:pPr>
-            <w:pPr>
-              <w:spacing w:before="16" w:after="64"/>
-            </w:pPr>
-            <w:r>
-              <w:rPr>
-                <w:b/>
-                <w:bCs/>
-              </w:rPr>
-              <w:t xml:space="preserve">Eastern Box Turtle</w:t>
-            </w:r>
-          </w:p>
-          <w:p>
-            <w:pPr>
-              <w:pStyle w:val="BodyText"/>
-            </w:pPr>
-            <w:pPr>
-              <w:spacing w:before="16"/>
-            </w:pPr>
-            <w:r>
-              <w:t xml:space="preserve">Think of the Eastern Box Turtle as a tiny explorer. These reptiles (animals whose body temperature that changes with its surroundings) are not</w:t>
-            </w:r>
-            <w:r>
-              <w:t xml:space="preserve"> </w:t>
-            </w:r>
-            <w:r>
-              <w:rPr>
-                <w:i/>
-                <w:iCs/>
-              </w:rPr>
-              <w:t xml:space="preserve">necessarily</w:t>
-            </w:r>
-            <w:r>
-              <w:t xml:space="preserve"> </w:t>
-            </w:r>
-            <w:r>
-              <w:t xml:space="preserve">found only near water. Instead, they move slowly across the forest floor searching for berries, mushrooms, and insects, making them easy to observe from a respectful distance. They’re smaller in size than other turtles, with shells around 6” or fewer in length; the Snapping Turtle has a far larger shell.</w:t>
-            </w:r>
-          </w:p>
-        </w:tc>
-      </w:tr>
-    </w:tbl>
     <w:p>
       <w:pPr>
         <w:pStyle w:val="BodyText"/>
@@ -484,8 +347,8 @@
         <w:t xml:space="preserve">The above address will direct you to a large, rarely-busy parking lot and a nice trailhead with a picnic area. Several trails start from this trailhead. Look for a sign for the Margaret Road Trail.</w:t>
       </w:r>
     </w:p>
-    <w:bookmarkEnd w:id="25"/>
-    <w:bookmarkStart w:id="26" w:name="trail-description"/>
+    <w:bookmarkEnd w:id="22"/>
+    <w:bookmarkStart w:id="23" w:name="trail-description"/>
     <w:p>
       <w:pPr>
         <w:pStyle w:val="Heading3"/>
@@ -665,8 +528,8 @@
         </w:tc>
       </w:tr>
     </w:tbl>
-    <w:bookmarkEnd w:id="26"/>
-    <w:bookmarkStart w:id="27" w:name="nearby"/>
+    <w:bookmarkEnd w:id="23"/>
+    <w:bookmarkStart w:id="24" w:name="nearby"/>
     <w:p>
       <w:pPr>
         <w:pStyle w:val="Heading3"/>
@@ -740,8 +603,8 @@
         <w:t xml:space="preserve">William Hastie Natural Area features many other trails of varying difficulty. Consider taking Mitchie’s Way from near the parking area—and then looping back to Margaret Road and the start on the trail of your choice.</w:t>
       </w:r>
     </w:p>
-    <w:bookmarkEnd w:id="27"/>
-    <w:bookmarkEnd w:id="28"/>
+    <w:bookmarkEnd w:id="24"/>
+    <w:bookmarkEnd w:id="25"/>
     <w:sectPr>
       <w:footnotePr>
         <w:numRestart w:val="eachSect"/>
